--- a/flow/20240204_zachala/ap311.docx
+++ b/flow/20240204_zachala/ap311.docx
@@ -305,23 +305,7 @@
           <w:sz w:val="27"/>
           <w:szCs w:val="27"/>
         </w:rPr>
-        <w:t>Син мій єси,</w:t>
-      </w:r>
-      <w:r>
-        <w:rPr>
-          <w:color w:val="000000"/>
-          <w:sz w:val="27"/>
-          <w:szCs w:val="27"/>
-        </w:rPr>
-        <w:t xml:space="preserve"> </w:t>
-      </w:r>
-      <w:r>
-        <w:rPr>
-          <w:color w:val="000000"/>
-          <w:sz w:val="27"/>
-          <w:szCs w:val="27"/>
-        </w:rPr>
-        <w:t>я сьогодні родив тебе.</w:t>
+        <w:t>Син мій єси, я сьогодні родив тебе.</w:t>
       </w:r>
     </w:p>
     <w:p>
@@ -367,23 +351,7 @@
           <w:sz w:val="27"/>
           <w:szCs w:val="27"/>
         </w:rPr>
-        <w:t>Ти священик навіки</w:t>
-      </w:r>
-      <w:r>
-        <w:rPr>
-          <w:color w:val="000000"/>
-          <w:sz w:val="27"/>
-          <w:szCs w:val="27"/>
-        </w:rPr>
-        <w:t xml:space="preserve">, </w:t>
-      </w:r>
-      <w:r>
-        <w:rPr>
-          <w:color w:val="000000"/>
-          <w:sz w:val="27"/>
-          <w:szCs w:val="27"/>
-        </w:rPr>
-        <w:t xml:space="preserve">по чину </w:t>
+        <w:t xml:space="preserve">Ти священик навіки, по чину </w:t>
       </w:r>
       <w:proofErr w:type="spellStart"/>
       <w:r>
@@ -466,21 +434,21 @@
       </w:pPr>
       <w:r>
         <w:rPr>
+          <w:rStyle w:val="Versetto"/>
+        </w:rPr>
+        <w:t>4.</w:t>
+      </w:r>
+      <w:r>
+        <w:rPr>
+          <w:color w:val="000000"/>
+        </w:rPr>
+        <w:t xml:space="preserve"> </w:t>
+      </w:r>
+      <w:r>
+        <w:rPr>
           <w:color w:val="000000"/>
         </w:rPr>
         <w:t>Браття,</w:t>
-      </w:r>
-      <w:r>
-        <w:rPr>
-          <w:rStyle w:val="Versetto"/>
-        </w:rPr>
-        <w:t xml:space="preserve"> </w:t>
-      </w:r>
-      <w:r>
-        <w:rPr>
-          <w:rStyle w:val="Versetto"/>
-        </w:rPr>
-        <w:t>4.</w:t>
       </w:r>
       <w:r>
         <w:rPr>
@@ -575,23 +543,17 @@
         <w:ind w:firstLine="1134"/>
         <w:jc w:val="both"/>
         <w:rPr>
-          <w:i/>
-          <w:iCs/>
-          <w:color w:val="000000"/>
-        </w:rPr>
-      </w:pPr>
-      <w:r>
-        <w:rPr>
-          <w:i/>
-          <w:iCs/>
+          <w:color w:val="000000"/>
+        </w:rPr>
+      </w:pPr>
+      <w:r>
+        <w:rPr>
           <w:color w:val="000000"/>
         </w:rPr>
         <w:t>Син мій єси,</w:t>
       </w:r>
       <w:r>
         <w:rPr>
-          <w:i/>
-          <w:iCs/>
           <w:color w:val="000000"/>
           <w:lang w:val="ru-MD"/>
         </w:rPr>
@@ -599,8 +561,6 @@
       </w:r>
       <w:r>
         <w:rPr>
-          <w:i/>
-          <w:iCs/>
           <w:color w:val="000000"/>
         </w:rPr>
         <w:t>я сьогодні родив тебе.</w:t>
@@ -643,16 +603,12 @@
       </w:pPr>
       <w:r>
         <w:rPr>
-          <w:i/>
-          <w:iCs/>
           <w:color w:val="000000"/>
         </w:rPr>
         <w:t>Ти священик навіки</w:t>
       </w:r>
       <w:r>
         <w:rPr>
-          <w:i/>
-          <w:iCs/>
           <w:color w:val="000000"/>
           <w:lang w:val="ru-MD"/>
         </w:rPr>
@@ -660,8 +616,6 @@
       </w:r>
       <w:r>
         <w:rPr>
-          <w:i/>
-          <w:iCs/>
           <w:color w:val="000000"/>
         </w:rPr>
         <w:t xml:space="preserve">по чину </w:t>
@@ -669,8 +623,6 @@
       <w:proofErr w:type="spellStart"/>
       <w:r>
         <w:rPr>
-          <w:i/>
-          <w:iCs/>
           <w:color w:val="000000"/>
         </w:rPr>
         <w:t>Мелхиседека</w:t>
